--- a/files/Resonate_Club_US_Partner_Brief_EN.docx
+++ b/files/Resonate_Club_US_Partner_Brief_EN.docx
@@ -83,7 +83,7 @@
         <w:br/>
         <w:t>Company Snapshot:</w:t>
         <w:br/>
-        <w:t>• Capital: KRW 100,000,000 (statutory minimum KRW 50,000,000; Investor 90% + CEO 10%)</w:t>
+        <w:t>• Capital: KRW 100,000,000 (statutory minimum KRW 50,000,000; Investor 100%)</w:t>
         <w:br/>
         <w:t>• Guarantee Insurance: KRW 230,000,000 (Base KRW 30,000,000 + Planned Travel KRW 200,000,000)</w:t>
         <w:br/>
@@ -366,7 +366,7 @@
               <w:rPr>
                 <w:sz w:val="18"/>
               </w:rPr>
-              <w:t>Early Sep 2026</w:t>
+              <w:t>Mid-Sep 2026</w:t>
             </w:r>
           </w:p>
         </w:tc>
